--- a/output/liuhan_analysis.docx
+++ b/output/liuhan_analysis.docx
@@ -1379,6 +1379,46 @@
       </w:r>
     </w:p>
     <w:p>
+      <w:r>
+        <w:t>**🎬 弹幕热词**：蚌埠、住了、埠住、蚌埠住、埠住了</w:t>
+      </w:r>
+    </w:p>
+    <w:p>
+      <w:r>
+        <w:t>**🎯 高能时刻**：</w:t>
+      </w:r>
+    </w:p>
+    <w:p>
+      <w:r>
+        <w:t>1. `02:00` — **18条**弹幕爆发</w:t>
+      </w:r>
+    </w:p>
+    <w:p>
+      <w:r>
+        <w:t xml:space="preserve">   &gt; *这是给你们准备的 | 这下糟了呀 | 拜拜还发什么呆啊*</w:t>
+      </w:r>
+    </w:p>
+    <w:p>
+      <w:r>
+        <w:t>2. `00:00` — **13条**弹幕爆发</w:t>
+      </w:r>
+    </w:p>
+    <w:p>
+      <w:r>
+        <w:t xml:space="preserve">   &gt; *我叫mars | 一个普通网民 | EMOJ表情的使用对我来说必不可少*</w:t>
+      </w:r>
+    </w:p>
+    <w:p>
+      <w:r>
+        <w:t>3. `01:00` — **13条**弹幕爆发</w:t>
+      </w:r>
+    </w:p>
+    <w:p>
+      <w:r>
+        <w:t xml:space="preserve">   &gt; *啊这啊啊到底发生了什么呀 | 谁跟你黄豆人呢 | 啊你的意思是我以这个形象被召唤*</w:t>
+      </w:r>
+    </w:p>
+    <w:p>
       <w:pPr>
         <w:pStyle w:val="Heading4"/>
       </w:pPr>
@@ -1400,6 +1440,46 @@
       </w:r>
     </w:p>
     <w:p>
+      <w:r>
+        <w:t>**🎬 弹幕热词**：蚌埠、埠住、住了、蚌埠住、埠住了</w:t>
+      </w:r>
+    </w:p>
+    <w:p>
+      <w:r>
+        <w:t>**🎯 高能时刻**：</w:t>
+      </w:r>
+    </w:p>
+    <w:p>
+      <w:r>
+        <w:t>1. `04:00` — **16条**弹幕爆发</w:t>
+      </w:r>
+    </w:p>
+    <w:p>
+      <w:r>
+        <w:t xml:space="preserve">   &gt; *充满机遇和挑战的自由之城 | 一个如果有强势 | 来到下一个目的地芜湖港*</w:t>
+      </w:r>
+    </w:p>
+    <w:p>
+      <w:r>
+        <w:t>2. `00:10` — **15条**弹幕爆发</w:t>
+      </w:r>
+    </w:p>
+    <w:p>
+      <w:r>
+        <w:t xml:space="preserve">   &gt; *即使你怎么也跟过来了 | 我没九九 | 小佳刚好我跟你讲讲*</w:t>
+      </w:r>
+    </w:p>
+    <w:p>
+      <w:r>
+        <w:t>3. `01:10` — **15条**弹幕爆发</w:t>
+      </w:r>
+    </w:p>
+    <w:p>
+      <w:r>
+        <w:t xml:space="preserve">   &gt; *我真没给你装备 | 我老懂哥了 | 我以前做过刺客好多年了*</w:t>
+      </w:r>
+    </w:p>
+    <w:p>
       <w:pPr>
         <w:pStyle w:val="Heading4"/>
       </w:pPr>
@@ -1421,6 +1501,46 @@
       </w:r>
     </w:p>
     <w:p>
+      <w:r>
+        <w:t>**🎬 弹幕热词**：芜湖、是吧、黄豆、起飞、住了</w:t>
+      </w:r>
+    </w:p>
+    <w:p>
+      <w:r>
+        <w:t>**🎯 高能时刻**：</w:t>
+      </w:r>
+    </w:p>
+    <w:p>
+      <w:r>
+        <w:t>1. `00:10` — **19条**弹幕爆发</w:t>
+      </w:r>
+    </w:p>
+    <w:p>
+      <w:r>
+        <w:t xml:space="preserve">   &gt; *还顺路教训了路上的强盗 | 这次的勇者也太靠谱了吧 | 他们快到芜湖港了*</w:t>
+      </w:r>
+    </w:p>
+    <w:p>
+      <w:r>
+        <w:t>2. `01:30` — **16条**弹幕爆发</w:t>
+      </w:r>
+    </w:p>
+    <w:p>
+      <w:r>
+        <w:t xml:space="preserve">   &gt; *芜湖起飞 | 好好逛逛*</w:t>
+      </w:r>
+    </w:p>
+    <w:p>
+      <w:r>
+        <w:t>3. `02:20` — **15条**弹幕爆发</w:t>
+      </w:r>
+    </w:p>
+    <w:p>
+      <w:r>
+        <w:t xml:space="preserve">   &gt; *给我乖乖把钱还给人家 | 只会欺软怕硬 | 嘿嘿嘿*</w:t>
+      </w:r>
+    </w:p>
+    <w:p>
       <w:pPr>
         <w:pStyle w:val="Heading4"/>
       </w:pPr>
@@ -1442,6 +1562,46 @@
       </w:r>
     </w:p>
     <w:p>
+      <w:r>
+        <w:t>**🎬 弹幕热词**：蚌埠、住了、埠住、蚌埠住、埠住了</w:t>
+      </w:r>
+    </w:p>
+    <w:p>
+      <w:r>
+        <w:t>**🎯 高能时刻**：</w:t>
+      </w:r>
+    </w:p>
+    <w:p>
+      <w:r>
+        <w:t>1. `03:00` — **19条**弹幕爆发</w:t>
+      </w:r>
+    </w:p>
+    <w:p>
+      <w:r>
+        <w:t xml:space="preserve">   &gt; *嗯啊我的眼睛 | 嗯嗯这是什么水魔法流汗攻击 | 这下我看你怎么躲*</w:t>
+      </w:r>
+    </w:p>
+    <w:p>
+      <w:r>
+        <w:t>2. `03:40` — **15条**弹幕爆发</w:t>
+      </w:r>
+    </w:p>
+    <w:p>
+      <w:r>
+        <w:t xml:space="preserve">   &gt; *B组第一场流汗黄豆获胜 | 看来黄豆人之间亦有差距 | 开香槟了*</w:t>
+      </w:r>
+    </w:p>
+    <w:p>
+      <w:r>
+        <w:t>3. `00:30` — **11条**弹幕爆发</w:t>
+      </w:r>
+    </w:p>
+    <w:p>
+      <w:r>
+        <w:t xml:space="preserve">   &gt; *精彩的蛮力对决 | 第二场勇敢牛牛获胜 | 卧槽冰*</w:t>
+      </w:r>
+    </w:p>
+    <w:p>
       <w:pPr>
         <w:pStyle w:val="Heading4"/>
       </w:pPr>
@@ -1463,6 +1623,46 @@
       </w:r>
     </w:p>
     <w:p>
+      <w:r>
+        <w:t>**🎬 弹幕热词**：是吧、聪明、我超、大聪、大聪明</w:t>
+      </w:r>
+    </w:p>
+    <w:p>
+      <w:r>
+        <w:t>**🎯 高能时刻**：</w:t>
+      </w:r>
+    </w:p>
+    <w:p>
+      <w:r>
+        <w:t>1. `01:40` — **15条**弹幕爆发</w:t>
+      </w:r>
+    </w:p>
+    <w:p>
+      <w:r>
+        <w:t xml:space="preserve">   &gt; *我的妈这里发生了什么 | 完了完了 | 估计是给你们用的啊*</w:t>
+      </w:r>
+    </w:p>
+    <w:p>
+      <w:r>
+        <w:t>2. `00:10` — **13条**弹幕爆发</w:t>
+      </w:r>
+    </w:p>
+    <w:p>
+      <w:r>
+        <w:t xml:space="preserve">   &gt; *我们不是专门来偷东西的 | 我怕大赛负责人回来了 | 要不也喂*</w:t>
+      </w:r>
+    </w:p>
+    <w:p>
+      <w:r>
+        <w:t>3. `02:00` — **13条**弹幕爆发</w:t>
+      </w:r>
+    </w:p>
+    <w:p>
+      <w:r>
+        <w:t xml:space="preserve">   &gt; *不过柜子又不是活的 | 柜子动了 | 肯定不会动*</w:t>
+      </w:r>
+    </w:p>
+    <w:p>
       <w:pPr>
         <w:pStyle w:val="Heading4"/>
       </w:pPr>
@@ -1484,6 +1684,46 @@
       </w:r>
     </w:p>
     <w:p>
+      <w:r>
+        <w:t>**🎬 弹幕热词**：木大、大木、木大木、大木大、木大木大</w:t>
+      </w:r>
+    </w:p>
+    <w:p>
+      <w:r>
+        <w:t>**🎯 高能时刻**：</w:t>
+      </w:r>
+    </w:p>
+    <w:p>
+      <w:r>
+        <w:t>1. `00:50` — **22条**弹幕爆发</w:t>
+      </w:r>
+    </w:p>
+    <w:p>
+      <w:r>
+        <w:t xml:space="preserve">   &gt; *这就是生命水晶的力量吗 | 哈哈哈哈哈哈哈 | 重塑内在的鸡*</w:t>
+      </w:r>
+    </w:p>
+    <w:p>
+      <w:r>
+        <w:t>2. `01:50` — **13条**弹幕爆发</w:t>
+      </w:r>
+    </w:p>
+    <w:p>
+      <w:r>
+        <w:t xml:space="preserve">   &gt; *我比配合还是差远 | 绝对不能饶恕 | 别动了*</w:t>
+      </w:r>
+    </w:p>
+    <w:p>
+      <w:r>
+        <w:t>3. `00:30` — **12条**弹幕爆发</w:t>
+      </w:r>
+    </w:p>
+    <w:p>
+      <w:r>
+        <w:t xml:space="preserve">   &gt; *刚好一起来感受一下生命水晶的恐怖吧 | 是负责人 | 通过格斗大赛醒来*</w:t>
+      </w:r>
+    </w:p>
+    <w:p>
       <w:pPr>
         <w:pStyle w:val="Heading4"/>
       </w:pPr>
@@ -1505,6 +1745,46 @@
       </w:r>
     </w:p>
     <w:p>
+      <w:r>
+        <w:t>**🎬 弹幕热词**：我超、安杰、杰罗、安杰罗、水晶</w:t>
+      </w:r>
+    </w:p>
+    <w:p>
+      <w:r>
+        <w:t>**🎯 高能时刻**：</w:t>
+      </w:r>
+    </w:p>
+    <w:p>
+      <w:r>
+        <w:t>1. `01:20` — **22条**弹幕爆发</w:t>
+      </w:r>
+    </w:p>
+    <w:p>
+      <w:r>
+        <w:t xml:space="preserve">   &gt; *那你就让你的什么原神拯救你们吧 | 有你懂不懂原神的含金量啊啊啥玩意 | 操神这么开不起玩笑的吗*</w:t>
+      </w:r>
+    </w:p>
+    <w:p>
+      <w:r>
+        <w:t>2. `04:00` — **22条**弹幕爆发</w:t>
+      </w:r>
+    </w:p>
+    <w:p>
+      <w:r>
+        <w:t xml:space="preserve">   &gt; *这是否有点勇者 | 负责人 | 有生命水晶将负责人变成了活着的石头*</w:t>
+      </w:r>
+    </w:p>
+    <w:p>
+      <w:r>
+        <w:t>3. `04:10` — **13条**弹幕爆发</w:t>
+      </w:r>
+    </w:p>
+    <w:p>
+      <w:r>
+        <w:t xml:space="preserve">   &gt; *时下敬请期待 | 这也成为了芜湖港别处的风景 | 点击关注即可追番*</w:t>
+      </w:r>
+    </w:p>
+    <w:p>
       <w:pPr>
         <w:pStyle w:val="Heading4"/>
       </w:pPr>
@@ -1526,6 +1806,46 @@
       </w:r>
     </w:p>
     <w:p>
+      <w:r>
+        <w:t>**🎬 弹幕热词**：是吧、好好、祭祀、我超、皮套</w:t>
+      </w:r>
+    </w:p>
+    <w:p>
+      <w:r>
+        <w:t>**🎯 高能时刻**：</w:t>
+      </w:r>
+    </w:p>
+    <w:p>
+      <w:r>
+        <w:t>1. `00:20` — **22条**弹幕爆发</w:t>
+      </w:r>
+    </w:p>
+    <w:p>
+      <w:r>
+        <w:t xml:space="preserve">   &gt; *嗯卧槽 | 再说马上就离开芜湖港了 | 我还想你走钱*</w:t>
+      </w:r>
+    </w:p>
+    <w:p>
+      <w:r>
+        <w:t>2. `02:40` — **14条**弹幕爆发</w:t>
+      </w:r>
+    </w:p>
+    <w:p>
+      <w:r>
+        <w:t xml:space="preserve">   &gt; *我的祭司 | 嘿嘿嘿 | 为了你*</w:t>
+      </w:r>
+    </w:p>
+    <w:p>
+      <w:r>
+        <w:t>3. `03:50` — **14条**弹幕爆发</w:t>
+      </w:r>
+    </w:p>
+    <w:p>
+      <w:r>
+        <w:t xml:space="preserve">   &gt; *比起流鼻涕好多了诶 | 如何活度 | 嗳气*</w:t>
+      </w:r>
+    </w:p>
+    <w:p>
       <w:pPr>
         <w:pStyle w:val="Heading4"/>
       </w:pPr>
@@ -1548,6 +1868,46 @@
     </w:p>
     <w:p/>
     <w:p>
+      <w:r>
+        <w:t>**🎬 弹幕热词**：是吧、骑士、勇者、了属、属于</w:t>
+      </w:r>
+    </w:p>
+    <w:p>
+      <w:r>
+        <w:t>**🎯 高能时刻**：</w:t>
+      </w:r>
+    </w:p>
+    <w:p>
+      <w:r>
+        <w:t>1. `02:30` — **15条**弹幕爆发</w:t>
+      </w:r>
+    </w:p>
+    <w:p>
+      <w:r>
+        <w:t xml:space="preserve">   &gt; *士可杀不可辱 | 就是不肯说我菜 | 不如是绝对没胜算的*</w:t>
+      </w:r>
+    </w:p>
+    <w:p>
+      <w:r>
+        <w:t>2. `00:50` — **15条**弹幕爆发</w:t>
+      </w:r>
+    </w:p>
+    <w:p>
+      <w:r>
+        <w:t xml:space="preserve">   &gt; *是黄豆族呢 | 还以为会跟上一个勇者一样 | 等你们这样也没有好到哪去吧*</w:t>
+      </w:r>
+    </w:p>
+    <w:p>
+      <w:r>
+        <w:t>3. `01:10` — **14条**弹幕爆发</w:t>
+      </w:r>
+    </w:p>
+    <w:p>
+      <w:r>
+        <w:t xml:space="preserve">   &gt; *这谜语人 | 来了他来了 | 懂得都懂啊*</w:t>
+      </w:r>
+    </w:p>
+    <w:p>
       <w:pPr>
         <w:pStyle w:val="Heading3"/>
       </w:pPr>
@@ -1577,6 +1937,46 @@
       </w:r>
     </w:p>
     <w:p>
+      <w:r>
+        <w:t>**🎬 弹幕热词**：是吧、僵尸、别吵、巴别、别塔</w:t>
+      </w:r>
+    </w:p>
+    <w:p>
+      <w:r>
+        <w:t>**🎯 高能时刻**：</w:t>
+      </w:r>
+    </w:p>
+    <w:p>
+      <w:r>
+        <w:t>1. `00:10` — **26条**弹幕爆发</w:t>
+      </w:r>
+    </w:p>
+    <w:p>
+      <w:r>
+        <w:t xml:space="preserve">   &gt; *备受敬仰 | 作为能与神灵沟通的神父 | 第八宝塔*</w:t>
+      </w:r>
+    </w:p>
+    <w:p>
+      <w:r>
+        <w:t>2. `01:30` — **16条**弹幕爆发</w:t>
+      </w:r>
+    </w:p>
+    <w:p>
+      <w:r>
+        <w:t xml:space="preserve">   &gt; *喂慢着 | 他们也没办法的 | 这不是恶心人啊*</w:t>
+      </w:r>
+    </w:p>
+    <w:p>
+      <w:r>
+        <w:t>3. `02:40` — **14条**弹幕爆发</w:t>
+      </w:r>
+    </w:p>
+    <w:p>
+      <w:r>
+        <w:t xml:space="preserve">   &gt; *怎么有个黄豆人呢 | 就说再不要来了 | 那么可爱*</w:t>
+      </w:r>
+    </w:p>
+    <w:p>
       <w:pPr>
         <w:pStyle w:val="Heading4"/>
       </w:pPr>
@@ -1598,6 +1998,46 @@
       </w:r>
     </w:p>
     <w:p>
+      <w:r>
+        <w:t>**🎬 弹幕热词**：是吧、我超、起飞、土豆、坚果</w:t>
+      </w:r>
+    </w:p>
+    <w:p>
+      <w:r>
+        <w:t>**🎯 高能时刻**：</w:t>
+      </w:r>
+    </w:p>
+    <w:p>
+      <w:r>
+        <w:t>1. `01:30` — **17条**弹幕爆发</w:t>
+      </w:r>
+    </w:p>
+    <w:p>
+      <w:r>
+        <w:t xml:space="preserve">   &gt; *别说了别说了别说了别说了啊 | 说话有股大蒜味 | 要不然我们抽了它那个神父老早就看不惯了*</w:t>
+      </w:r>
+    </w:p>
+    <w:p>
+      <w:r>
+        <w:t>2. `00:00` — **16条**弹幕爆发</w:t>
+      </w:r>
+    </w:p>
+    <w:p>
+      <w:r>
+        <w:t xml:space="preserve">   &gt; *啊这电子系的压迫感 | 这就是歪比巴卜的三大将吗*</w:t>
+      </w:r>
+    </w:p>
+    <w:p>
+      <w:r>
+        <w:t>3. `02:30` — **14条**弹幕爆发</w:t>
+      </w:r>
+    </w:p>
+    <w:p>
+      <w:r>
+        <w:t xml:space="preserve">   &gt; *这装者这么菜的吗 | 什么啊 | 我们快润吧*</w:t>
+      </w:r>
+    </w:p>
+    <w:p>
       <w:pPr>
         <w:pStyle w:val="Heading4"/>
       </w:pPr>
@@ -1619,6 +2059,46 @@
       </w:r>
     </w:p>
     <w:p>
+      <w:r>
+        <w:t>**🎬 弹幕热词**：木大、是吧、大木、大木大、木大木</w:t>
+      </w:r>
+    </w:p>
+    <w:p>
+      <w:r>
+        <w:t>**🎯 高能时刻**：</w:t>
+      </w:r>
+    </w:p>
+    <w:p>
+      <w:r>
+        <w:t>1. `00:10` — **21条**弹幕爆发</w:t>
+      </w:r>
+    </w:p>
+    <w:p>
+      <w:r>
+        <w:t xml:space="preserve">   &gt; *你们大将三人面对我们红豆三人来 | 大哥土豆只不过是我们三大将中最弱的一个吧 | 哎*</w:t>
+      </w:r>
+    </w:p>
+    <w:p>
+      <w:r>
+        <w:t>2. `01:50` — **18条**弹幕爆发</w:t>
+      </w:r>
+    </w:p>
+    <w:p>
+      <w:r>
+        <w:t xml:space="preserve">   &gt; *不会好好说话 | 就给我好好说话 | 你快看啊啊啊啊*</w:t>
+      </w:r>
+    </w:p>
+    <w:p>
+      <w:r>
+        <w:t>3. `02:20` — **18条**弹幕爆发</w:t>
+      </w:r>
+    </w:p>
+    <w:p>
+      <w:r>
+        <w:t xml:space="preserve">   &gt; *第二次绝绝子受不了了 | 继续第一次绝绝子那种事情不要啊 | 终极绝绝子勇敢绝绝*</w:t>
+      </w:r>
+    </w:p>
+    <w:p>
       <w:pPr>
         <w:pStyle w:val="Heading4"/>
       </w:pPr>
@@ -1640,6 +2120,46 @@
       </w:r>
     </w:p>
     <w:p>
+      <w:r>
+        <w:t>**🎬 弹幕热词**：是吧、詹姆、姆斯、詹姆斯、我超</w:t>
+      </w:r>
+    </w:p>
+    <w:p>
+      <w:r>
+        <w:t>**🎯 高能时刻**：</w:t>
+      </w:r>
+    </w:p>
+    <w:p>
+      <w:r>
+        <w:t>1. `02:30` — **29条**弹幕爆发</w:t>
+      </w:r>
+    </w:p>
+    <w:p>
+      <w:r>
+        <w:t xml:space="preserve">   &gt; *你们真的绝绝子没完了是吧 | 根据淄博王子提供的情报 | 我要加入搞事情找路子好耶*</w:t>
+      </w:r>
+    </w:p>
+    <w:p>
+      <w:r>
+        <w:t>2. `00:50` — **21条**弹幕爆发</w:t>
+      </w:r>
+    </w:p>
+    <w:p>
+      <w:r>
+        <w:t xml:space="preserve">   &gt; *当时病狂的滑动员 | 你的底线呢 | 我只会在一旁开心的詹姆斯*</w:t>
+      </w:r>
+    </w:p>
+    <w:p>
+      <w:r>
+        <w:t>3. `00:00` — **12条**弹幕爆发</w:t>
+      </w:r>
+    </w:p>
+    <w:p>
+      <w:r>
+        <w:t xml:space="preserve">   &gt; *他还只是个孩子啊 | 你多大了 | 24岁是王子*</w:t>
+      </w:r>
+    </w:p>
+    <w:p>
       <w:pPr>
         <w:pStyle w:val="Heading4"/>
       </w:pPr>
@@ -1661,6 +2181,46 @@
       </w:r>
     </w:p>
     <w:p>
+      <w:r>
+        <w:t>**🎬 弹幕热词**：我超、是吧、我不、王子、不到</w:t>
+      </w:r>
+    </w:p>
+    <w:p>
+      <w:r>
+        <w:t>**🎯 高能时刻**：</w:t>
+      </w:r>
+    </w:p>
+    <w:p>
+      <w:r>
+        <w:t>1. `04:30` — **14条**弹幕爆发</w:t>
+      </w:r>
+    </w:p>
+    <w:p>
+      <w:r>
+        <w:t xml:space="preserve">   &gt; *我才是歪比八宝的神 | 绝世唯一 | 我是天选*</w:t>
+      </w:r>
+    </w:p>
+    <w:p>
+      <w:r>
+        <w:t>2. `02:10` — **14条**弹幕爆发</w:t>
+      </w:r>
+    </w:p>
+    <w:p>
+      <w:r>
+        <w:t xml:space="preserve">   &gt; *你干什么 | 而我在 | 嘿嘿怕你不知道*</w:t>
+      </w:r>
+    </w:p>
+    <w:p>
+      <w:r>
+        <w:t>3. `01:40` — **13条**弹幕爆发</w:t>
+      </w:r>
+    </w:p>
+    <w:p>
+      <w:r>
+        <w:t xml:space="preserve">   &gt; *最近歪比巴ff发生这么多事 | 是队长 | 神父肯定不开心*</w:t>
+      </w:r>
+    </w:p>
+    <w:p>
       <w:pPr>
         <w:pStyle w:val="Heading4"/>
       </w:pPr>
@@ -1682,6 +2242,46 @@
       </w:r>
     </w:p>
     <w:p>
+      <w:r>
+        <w:t>**🎬 弹幕热词**：是吧、黄豆、我超、暗牧、线段</w:t>
+      </w:r>
+    </w:p>
+    <w:p>
+      <w:r>
+        <w:t>**🎯 高能时刻**：</w:t>
+      </w:r>
+    </w:p>
+    <w:p>
+      <w:r>
+        <w:t>1. `01:30` — **20条**弹幕爆发</w:t>
+      </w:r>
+    </w:p>
+    <w:p>
+      <w:r>
+        <w:t xml:space="preserve">   &gt; *灵活使用数理化公式 | 这下不得不使用公式踢了 | 运用我学历本科的知识踢爆一切*</w:t>
+      </w:r>
+    </w:p>
+    <w:p>
+      <w:r>
+        <w:t>2. `04:20` — **18条**弹幕爆发</w:t>
+      </w:r>
+    </w:p>
+    <w:p>
+      <w:r>
+        <w:t xml:space="preserve">   &gt; *黄豆听话杀了那朵花 | 把一切献给微笑 | 什么暗影狂乱*</w:t>
+      </w:r>
+    </w:p>
+    <w:p>
+      <w:r>
+        <w:t>3. `03:40` — **18条**弹幕爆发</w:t>
+      </w:r>
+    </w:p>
+    <w:p>
+      <w:r>
+        <w:t xml:space="preserve">   &gt; *那个黄豆人头上的也是水晶 | 是在哪 | 怪不得我体内的水晶有反应*</w:t>
+      </w:r>
+    </w:p>
+    <w:p>
       <w:pPr>
         <w:pStyle w:val="Heading4"/>
       </w:pPr>
@@ -1703,6 +2303,46 @@
       </w:r>
     </w:p>
     <w:p>
+      <w:r>
+        <w:t>**🎬 弹幕热词**：是吧、米线、我超、休刊、好好</w:t>
+      </w:r>
+    </w:p>
+    <w:p>
+      <w:r>
+        <w:t>**🎯 高能时刻**：</w:t>
+      </w:r>
+    </w:p>
+    <w:p>
+      <w:r>
+        <w:t>1. `04:00` — **23条**弹幕爆发</w:t>
+      </w:r>
+    </w:p>
+    <w:p>
+      <w:r>
+        <w:t xml:space="preserve">   &gt; *王子吸收了其他植物人的生命力 | 这下糟了 | 这是生命水晶的力*</w:t>
+      </w:r>
+    </w:p>
+    <w:p>
+      <w:r>
+        <w:t>2. `01:20` — **16条**弹幕爆发</w:t>
+      </w:r>
+    </w:p>
+    <w:p>
+      <w:r>
+        <w:t xml:space="preserve">   &gt; *你这肥狼 | 可是我老婆圣知道她是你老婆吗 | 那你就必须要死他*</w:t>
+      </w:r>
+    </w:p>
+    <w:p>
+      <w:r>
+        <w:t>3. `02:20` — **14条**弹幕爆发</w:t>
+      </w:r>
+    </w:p>
+    <w:p>
+      <w:r>
+        <w:t xml:space="preserve">   &gt; *你的人还真是好用呢 | 吉波王子 | 没想到吧*</w:t>
+      </w:r>
+    </w:p>
+    <w:p>
       <w:pPr>
         <w:pStyle w:val="Heading4"/>
       </w:pPr>
@@ -1725,6 +2365,46 @@
     </w:p>
     <w:p/>
     <w:p>
+      <w:r>
+        <w:t>**🎬 弹幕热词**：我超、突破、完结、我的、天元</w:t>
+      </w:r>
+    </w:p>
+    <w:p>
+      <w:r>
+        <w:t>**🎯 高能时刻**：</w:t>
+      </w:r>
+    </w:p>
+    <w:p>
+      <w:r>
+        <w:t>1. `03:10` — **17条**弹幕爆发</w:t>
+      </w:r>
+    </w:p>
+    <w:p>
+      <w:r>
+        <w:t xml:space="preserve">   &gt; *你的期待努力的 | 我要拉着你一起死 | 给我爬*</w:t>
+      </w:r>
+    </w:p>
+    <w:p>
+      <w:r>
+        <w:t>2. `05:20` — **15条**弹幕爆发</w:t>
+      </w:r>
+    </w:p>
+    <w:p>
+      <w:r>
+        <w:t xml:space="preserve">   &gt; *i will keep moving on to find the answer to | have been lost in search for | i will keep on*</w:t>
+      </w:r>
+    </w:p>
+    <w:p>
+      <w:r>
+        <w:t>3. `02:40` — **11条**弹幕爆发</w:t>
+      </w:r>
+    </w:p>
+    <w:p>
+      <w:r>
+        <w:t xml:space="preserve">   &gt; *这次能用一次 | 不过也够了 | 那我这次就免费给你点提示*</w:t>
+      </w:r>
+    </w:p>
+    <w:p>
       <w:pPr>
         <w:pStyle w:val="Heading3"/>
       </w:pPr>
@@ -1754,6 +2434,46 @@
       </w:r>
     </w:p>
     <w:p>
+      <w:r>
+        <w:t>**🎬 弹幕热词**：花花、我超、啊啊、面的、好戏</w:t>
+      </w:r>
+    </w:p>
+    <w:p>
+      <w:r>
+        <w:t>**🎯 高能时刻**：</w:t>
+      </w:r>
+    </w:p>
+    <w:p>
+      <w:r>
+        <w:t>1. `00:50` — **15条**弹幕爆发</w:t>
+      </w:r>
+    </w:p>
+    <w:p>
+      <w:r>
+        <w:t xml:space="preserve">   &gt; *嗯卧槽骚卧槽好啊 | 解决经费问题吧 | 就是他把我召唤到这个异世界的永夜之气*</w:t>
+      </w:r>
+    </w:p>
+    <w:p>
+      <w:r>
+        <w:t>2. `02:40` — **14条**弹幕爆发</w:t>
+      </w:r>
+    </w:p>
+    <w:p>
+      <w:r>
+        <w:t xml:space="preserve">   &gt; *女孩子不好啊 | 让一下 | 诶你们俩真的好墨迹啊*</w:t>
+      </w:r>
+    </w:p>
+    <w:p>
+      <w:r>
+        <w:t>3. `01:50` — **14条**弹幕爆发</w:t>
+      </w:r>
+    </w:p>
+    <w:p>
+      <w:r>
+        <w:t xml:space="preserve">   &gt; *大胆的三位冒险家 | 拜托了 | 没错我们仨绝对嘎嘎乱杀*</w:t>
+      </w:r>
+    </w:p>
+    <w:p>
       <w:pPr>
         <w:pStyle w:val="Heading4"/>
       </w:pPr>
@@ -1775,6 +2495,46 @@
       </w:r>
     </w:p>
     <w:p>
+      <w:r>
+        <w:t>**🎬 弹幕热词**：个魂、一个魂、可爱、击败、败击</w:t>
+      </w:r>
+    </w:p>
+    <w:p>
+      <w:r>
+        <w:t>**🎯 高能时刻**：</w:t>
+      </w:r>
+    </w:p>
+    <w:p>
+      <w:r>
+        <w:t>1. `00:30` — **15条**弹幕爆发</w:t>
+      </w:r>
+    </w:p>
+    <w:p>
+      <w:r>
+        <w:t xml:space="preserve">   &gt; *真的你相信我眼睁我信你个鬼不是人 | 你知道为什么吗 | 诶*</w:t>
+      </w:r>
+    </w:p>
+    <w:p>
+      <w:r>
+        <w:t>2. `00:00` — **14条**弹幕爆发</w:t>
+      </w:r>
+    </w:p>
+    <w:p>
+      <w:r>
+        <w:t xml:space="preserve">   &gt; *呃不想吃的话 | 就帮我破坏学校外的封印 | 嗯一个魂作为穿越到这个emoji世界的笼子*</w:t>
+      </w:r>
+    </w:p>
+    <w:p>
+      <w:r>
+        <w:t>3. `03:40` — **14条**弹幕爆发</w:t>
+      </w:r>
+    </w:p>
+    <w:p>
+      <w:r>
+        <w:t xml:space="preserve">   &gt; *嘿嘿嘿啊 | 好臭啊 | 顺着烟雾快点进入各自身体里吧*</w:t>
+      </w:r>
+    </w:p>
+    <w:p>
       <w:pPr>
         <w:pStyle w:val="Heading4"/>
       </w:pPr>
@@ -1797,6 +2557,46 @@
     </w:p>
     <w:p/>
     <w:p>
+      <w:r>
+        <w:t>**🎬 弹幕热词**：可爱、雷公、太烧、米线、我超</w:t>
+      </w:r>
+    </w:p>
+    <w:p>
+      <w:r>
+        <w:t>**🎯 高能时刻**：</w:t>
+      </w:r>
+    </w:p>
+    <w:p>
+      <w:r>
+        <w:t>1. `00:00` — **21条**弹幕爆发</w:t>
+      </w:r>
+    </w:p>
+    <w:p>
+      <w:r>
+        <w:t xml:space="preserve">   &gt; *雷公助 | 我怎么没反应啊 | 你是活法*</w:t>
+      </w:r>
+    </w:p>
+    <w:p>
+      <w:r>
+        <w:t>2. `02:00` — **18条**弹幕爆发</w:t>
+      </w:r>
+    </w:p>
+    <w:p>
+      <w:r>
+        <w:t xml:space="preserve">   &gt; *别吵了 | 别吵了 | 速战速决吧*</w:t>
+      </w:r>
+    </w:p>
+    <w:p>
+      <w:r>
+        <w:t>3. `00:20` — **16条**弹幕爆发</w:t>
+      </w:r>
+    </w:p>
+    <w:p>
+      <w:r>
+        <w:t xml:space="preserve">   &gt; *结果灵魂互换变成了红豆 | 24岁是人气 | 我原本是流汗黄豆*</w:t>
+      </w:r>
+    </w:p>
+    <w:p>
       <w:pPr>
         <w:pStyle w:val="Heading3"/>
       </w:pPr>
@@ -1826,6 +2626,46 @@
       </w:r>
     </w:p>
     <w:p>
+      <w:r>
+        <w:t>**🎬 弹幕热词**：圣圣、我超、本人、是吧、虎哥</w:t>
+      </w:r>
+    </w:p>
+    <w:p>
+      <w:r>
+        <w:t>**🎯 高能时刻**：</w:t>
+      </w:r>
+    </w:p>
+    <w:p>
+      <w:r>
+        <w:t>1. `01:50` — **15条**弹幕爆发</w:t>
+      </w:r>
+    </w:p>
+    <w:p>
+      <w:r>
+        <w:t xml:space="preserve">   &gt; *喂我真怀疑有些人闲的程度啊 | 你们他们都比我高啊 | 你是什么偶像啊*</w:t>
+      </w:r>
+    </w:p>
+    <w:p>
+      <w:r>
+        <w:t>2. `02:50` — **14条**弹幕爆发</w:t>
+      </w:r>
+    </w:p>
+    <w:p>
+      <w:r>
+        <w:t xml:space="preserve">   &gt; *我也想你们 | 你们怎么会认识他 | 嘿嘿嘿嘿*</w:t>
+      </w:r>
+    </w:p>
+    <w:p>
+      <w:r>
+        <w:t>3. `03:10` — **12条**弹幕爆发</w:t>
+      </w:r>
+    </w:p>
+    <w:p>
+      <w:r>
+        <w:t xml:space="preserve">   &gt; *委员会怀疑是反对偶像的v干的 | 据说是想给偶像带来混乱的神秘人 | 包括我们委员会一名成员*</w:t>
+      </w:r>
+    </w:p>
+    <w:p>
       <w:pPr>
         <w:pStyle w:val="Heading4"/>
       </w:pPr>
@@ -1847,6 +2687,46 @@
       </w:r>
     </w:p>
     <w:p>
+      <w:r>
+        <w:t>**🎬 弹幕热词**：是吧、冠军、真是、游戏、戏王</w:t>
+      </w:r>
+    </w:p>
+    <w:p>
+      <w:r>
+        <w:t>**🎯 高能时刻**：</w:t>
+      </w:r>
+    </w:p>
+    <w:p>
+      <w:r>
+        <w:t>1. `01:40` — **18条**弹幕爆发</w:t>
+      </w:r>
+    </w:p>
+    <w:p>
+      <w:r>
+        <w:t xml:space="preserve">   &gt; *生理上是黄豆族 | 心理上却是人族 | 我有种族认知障碍*</w:t>
+      </w:r>
+    </w:p>
+    <w:p>
+      <w:r>
+        <w:t>2. `02:40` — **18条**弹幕爆发</w:t>
+      </w:r>
+    </w:p>
+    <w:p>
+      <w:r>
+        <w:t xml:space="preserve">   &gt; *哇 | 紫宣布这场人气pk赛 | 流汗黄豆获胜*</w:t>
+      </w:r>
+    </w:p>
+    <w:p>
+      <w:r>
+        <w:t>3. `00:00` — **17条**弹幕爆发</w:t>
+      </w:r>
+    </w:p>
+    <w:p>
+      <w:r>
+        <w:t xml:space="preserve">   &gt; *像特训结果就这感觉舞姿不行 | 满分十分 | 我会打零分*</w:t>
+      </w:r>
+    </w:p>
+    <w:p>
       <w:pPr>
         <w:pStyle w:val="Heading4"/>
       </w:pPr>
@@ -1868,6 +2748,46 @@
       </w:r>
     </w:p>
     <w:p>
+      <w:r>
+        <w:t>**🎬 弹幕热词**：我超、是吧、弹丸、在这、你说</w:t>
+      </w:r>
+    </w:p>
+    <w:p>
+      <w:r>
+        <w:t>**🎯 高能时刻**：</w:t>
+      </w:r>
+    </w:p>
+    <w:p>
+      <w:r>
+        <w:t>1. `00:10` — **28条**弹幕爆发</w:t>
+      </w:r>
+    </w:p>
+    <w:p>
+      <w:r>
+        <w:t xml:space="preserve">   &gt; *哦哦哦不愧是吉吉国 | 伍佰 | 获得了委员会给出的23分一*</w:t>
+      </w:r>
+    </w:p>
+    <w:p>
+      <w:r>
+        <w:t>2. `02:40` — **17条**弹幕爆发</w:t>
+      </w:r>
+    </w:p>
+    <w:p>
+      <w:r>
+        <w:t xml:space="preserve">   &gt; *恭喜你成为美元会成员 | 我没地方 | 完美大哥*</w:t>
+      </w:r>
+    </w:p>
+    <w:p>
+      <w:r>
+        <w:t>3. `03:20` — **17条**弹幕爆发</w:t>
+      </w:r>
+    </w:p>
+    <w:p>
+      <w:r>
+        <w:t xml:space="preserve">   &gt; *没有人会想到一场暴风雨即将来临 | 点赞过万 | 马上周更下一期点赞评论*</w:t>
+      </w:r>
+    </w:p>
+    <w:p>
       <w:pPr>
         <w:pStyle w:val="Heading4"/>
       </w:pPr>
@@ -1889,6 +2809,46 @@
       </w:r>
     </w:p>
     <w:p>
+      <w:r>
+        <w:t>**🎬 弹幕热词**：弹丸、我超、是吧、论破、丸论</w:t>
+      </w:r>
+    </w:p>
+    <w:p>
+      <w:r>
+        <w:t>**🎯 高能时刻**：</w:t>
+      </w:r>
+    </w:p>
+    <w:p>
+      <w:r>
+        <w:t>1. `05:30` — **13条**弹幕爆发</w:t>
+      </w:r>
+    </w:p>
+    <w:p>
+      <w:r>
+        <w:t xml:space="preserve">   &gt; *露露听说的是什么什么 | 退钱*</w:t>
+      </w:r>
+    </w:p>
+    <w:p>
+      <w:r>
+        <w:t>2. `01:30` — **13条**弹幕爆发</w:t>
+      </w:r>
+    </w:p>
+    <w:p>
+      <w:r>
+        <w:t xml:space="preserve">   &gt; *他就急了 | 我说他正宗 | 还打我了*</w:t>
+      </w:r>
+    </w:p>
+    <w:p>
+      <w:r>
+        <w:t>3. `05:20` — **13条**弹幕爆发</w:t>
+      </w:r>
+    </w:p>
+    <w:p>
+      <w:r>
+        <w:t xml:space="preserve">   &gt; *可是好不容易买到票的呀 | 退钱 | 露露听说的是什么什么*</w:t>
+      </w:r>
+    </w:p>
+    <w:p>
       <w:pPr>
         <w:pStyle w:val="Heading4"/>
       </w:pPr>
@@ -1910,6 +2870,46 @@
       </w:r>
     </w:p>
     <w:p>
+      <w:r>
+        <w:t>**🎬 弹幕热词**：我超、是吧、超猎、我超猎、邦邦</w:t>
+      </w:r>
+    </w:p>
+    <w:p>
+      <w:r>
+        <w:t>**🎯 高能时刻**：</w:t>
+      </w:r>
+    </w:p>
+    <w:p>
+      <w:r>
+        <w:t>1. `05:10` — **14条**弹幕爆发</w:t>
+      </w:r>
+    </w:p>
+    <w:p>
+      <w:r>
+        <w:t xml:space="preserve">   &gt; *这事都是人间乐园 | 人间地 | 蜜蜂要过来啊啊啊啊啊啊不要啊*</w:t>
+      </w:r>
+    </w:p>
+    <w:p>
+      <w:r>
+        <w:t>2. `04:50` — **13条**弹幕爆发</w:t>
+      </w:r>
+    </w:p>
+    <w:p>
+      <w:r>
+        <w:t xml:space="preserve">   &gt; *真是开始 | 结界里已经解除了偶像练杀鸡画画 | 只是个路过的流汗黄豆罢了*</w:t>
+      </w:r>
+    </w:p>
+    <w:p>
+      <w:r>
+        <w:t>3. `00:00` — **12条**弹幕爆发</w:t>
+      </w:r>
+    </w:p>
+    <w:p>
+      <w:r>
+        <w:t xml:space="preserve">   &gt; *全体目光向我看齐 | 我宣布个事 | 我是马之恶魔*</w:t>
+      </w:r>
+    </w:p>
+    <w:p>
       <w:pPr>
         <w:pStyle w:val="Heading4"/>
       </w:pPr>
@@ -1931,6 +2931,46 @@
       </w:r>
     </w:p>
     <w:p>
+      <w:r>
+        <w:t>**🎬 弹幕热词**：啊啊、我超、猪猪、大飞、是吧</w:t>
+      </w:r>
+    </w:p>
+    <w:p>
+      <w:r>
+        <w:t>**🎯 高能时刻**：</w:t>
+      </w:r>
+    </w:p>
+    <w:p>
+      <w:r>
+        <w:t>1. `01:30` — **17条**弹幕爆发</w:t>
+      </w:r>
+    </w:p>
+    <w:p>
+      <w:r>
+        <w:t xml:space="preserve">   &gt; *那我就用十倍甚至九倍的力量回应吧 | 老虎爆破拳啊 | 必杀闪电旋风踢*</w:t>
+      </w:r>
+    </w:p>
+    <w:p>
+      <w:r>
+        <w:t>2. `01:20` — **17条**弹幕爆发</w:t>
+      </w:r>
+    </w:p>
+    <w:p>
+      <w:r>
+        <w:t xml:space="preserve">   &gt; *没有人能打赢 | 我走了 | 除了十多年前的地表最强半兽人猪猪*</w:t>
+      </w:r>
+    </w:p>
+    <w:p>
+      <w:r>
+        <w:t>3. `00:10` — **13条**弹幕爆发</w:t>
+      </w:r>
+    </w:p>
+    <w:p>
+      <w:r>
+        <w:t xml:space="preserve">   &gt; *你先别急视 | 到你了等等 | 爷们就听我说的*</w:t>
+      </w:r>
+    </w:p>
+    <w:p>
       <w:pPr>
         <w:pStyle w:val="Heading4"/>
       </w:pPr>
@@ -1952,6 +2992,46 @@
       </w:r>
     </w:p>
     <w:p>
+      <w:r>
+        <w:t>**🎬 弹幕热词**：芝士、雪豹、士雪、芝士雪、士雪豹</w:t>
+      </w:r>
+    </w:p>
+    <w:p>
+      <w:r>
+        <w:t>**🎯 高能时刻**：</w:t>
+      </w:r>
+    </w:p>
+    <w:p>
+      <w:r>
+        <w:t>1. `03:20` — **26条**弹幕爆发</w:t>
+      </w:r>
+    </w:p>
+    <w:p>
+      <w:r>
+        <w:t xml:space="preserve">   &gt; *你怎么看起来怪怪的 | 二阶段雪豹形态大的还没来呢 | 超级偶像发展偶像首都绝对不会成为地狱哈*</w:t>
+      </w:r>
+    </w:p>
+    <w:p>
+      <w:r>
+        <w:t>2. `00:50` — **14条**弹幕爆发</w:t>
+      </w:r>
+    </w:p>
+    <w:p>
+      <w:r>
+        <w:t xml:space="preserve">   &gt; *不久前 | 恶魔袭击了这座城市 | 是排名第一的偶像*</w:t>
+      </w:r>
+    </w:p>
+    <w:p>
+      <w:r>
+        <w:t>3. `00:10` — **14条**弹幕爆发</w:t>
+      </w:r>
+    </w:p>
+    <w:p>
+      <w:r>
+        <w:t xml:space="preserve">   &gt; *不过你穿着了 | 我跟你说是穿越者现代 | 不清楚网络现状*</w:t>
+      </w:r>
+    </w:p>
+    <w:p>
       <w:pPr>
         <w:pStyle w:val="Heading4"/>
       </w:pPr>
@@ -1974,6 +3054,46 @@
     </w:p>
     <w:p/>
     <w:p>
+      <w:r>
+        <w:t>**🎬 弹幕热词**：贝贝、我超、整点、点薯、薯条</w:t>
+      </w:r>
+    </w:p>
+    <w:p>
+      <w:r>
+        <w:t>**🎯 高能时刻**：</w:t>
+      </w:r>
+    </w:p>
+    <w:p>
+      <w:r>
+        <w:t>1. `03:20` — **13条**弹幕爆发</w:t>
+      </w:r>
+    </w:p>
+    <w:p>
+      <w:r>
+        <w:t xml:space="preserve">   &gt; *活着到底为了什么 | 我说的是这辈子的终极目标 | 为了准备奶茶*</w:t>
+      </w:r>
+    </w:p>
+    <w:p>
+      <w:r>
+        <w:t>2. `02:50` — **12条**弹幕爆发</w:t>
+      </w:r>
+    </w:p>
+    <w:p>
+      <w:r>
+        <w:t xml:space="preserve">   &gt; *勇者在这里倒下 | 我们的约定要怎么办 | 撑住这一回*</w:t>
+      </w:r>
+    </w:p>
+    <w:p>
+      <w:r>
+        <w:t>3. `04:30` — **10条**弹幕爆发</w:t>
+      </w:r>
+    </w:p>
+    <w:p>
+      <w:r>
+        <w:t xml:space="preserve">   &gt; *不怕困难是我们牛牛族的信条 | 并不比你们雪豹差 | 为什么我会发抖啊*</w:t>
+      </w:r>
+    </w:p>
+    <w:p>
       <w:pPr>
         <w:pStyle w:val="Heading3"/>
       </w:pPr>
@@ -2003,6 +3123,46 @@
       </w:r>
     </w:p>
     <w:p>
+      <w:r>
+        <w:t>**🎬 弹幕热词**：是吧、恶魔、可爱、我超、机械</w:t>
+      </w:r>
+    </w:p>
+    <w:p>
+      <w:r>
+        <w:t>**🎯 高能时刻**：</w:t>
+      </w:r>
+    </w:p>
+    <w:p>
+      <w:r>
+        <w:t>1. `01:50` — **14条**弹幕爆发</w:t>
+      </w:r>
+    </w:p>
+    <w:p>
+      <w:r>
+        <w:t xml:space="preserve">   &gt; *还有食用胶 | 建筑胶 | 除此之外*</w:t>
+      </w:r>
+    </w:p>
+    <w:p>
+      <w:r>
+        <w:t>2. `00:00` — **13条**弹幕爆发</w:t>
+      </w:r>
+    </w:p>
+    <w:p>
+      <w:r>
+        <w:t xml:space="preserve">   &gt; *黄豆人勇者击败的恶魔奇耻大辱 | 开会好好听 | 别玩自己的装大王八*</w:t>
+      </w:r>
+    </w:p>
+    <w:p>
+      <w:r>
+        <w:t>3. `01:00` — **12条**弹幕爆发</w:t>
+      </w:r>
+    </w:p>
+    <w:p>
+      <w:r>
+        <w:t xml:space="preserve">   &gt; *外地来的吧 | 这种女的护肤糯唧唧的叫是地方特产 | 这是啥玩意啊*</w:t>
+      </w:r>
+    </w:p>
+    <w:p>
       <w:pPr>
         <w:pStyle w:val="Heading4"/>
       </w:pPr>
@@ -2024,6 +3184,46 @@
       </w:r>
     </w:p>
     <w:p>
+      <w:r>
+        <w:t>**🎬 弹幕热词**：啊啊、黄豆、是吧、贴吧、流汗</w:t>
+      </w:r>
+    </w:p>
+    <w:p>
+      <w:r>
+        <w:t>**🎯 高能时刻**：</w:t>
+      </w:r>
+    </w:p>
+    <w:p>
+      <w:r>
+        <w:t>1. `00:00` — **19条**弹幕爆发</w:t>
+      </w:r>
+    </w:p>
+    <w:p>
+      <w:r>
+        <w:t xml:space="preserve">   &gt; *我是流汗黄豆 | 自转学到这所学校 | 表面是学生的*</w:t>
+      </w:r>
+    </w:p>
+    <w:p>
+      <w:r>
+        <w:t>2. `03:20` — **14条**弹幕爆发</w:t>
+      </w:r>
+    </w:p>
+    <w:p>
+      <w:r>
+        <w:t xml:space="preserve">   &gt; *我说死了 | 氪画的怎么吃啊 | 赶紧拿来看看*</w:t>
+      </w:r>
+    </w:p>
+    <w:p>
+      <w:r>
+        <w:t>3. `05:50` — **11条**弹幕爆发</w:t>
+      </w:r>
+    </w:p>
+    <w:p>
+      <w:r>
+        <w:t xml:space="preserve">   &gt; *这啥玩意不止天天幻想发电游戏死了 | 闹够了没有 | 有了哎卧槽*</w:t>
+      </w:r>
+    </w:p>
+    <w:p>
       <w:pPr>
         <w:pStyle w:val="Heading4"/>
       </w:pPr>
@@ -2045,6 +3245,46 @@
       </w:r>
     </w:p>
     <w:p>
+      <w:r>
+        <w:t>**🎬 弹幕热词**：是吧、艾草、枪之、电锯、我超</w:t>
+      </w:r>
+    </w:p>
+    <w:p>
+      <w:r>
+        <w:t>**🎯 高能时刻**：</w:t>
+      </w:r>
+    </w:p>
+    <w:p>
+      <w:r>
+        <w:t>1. `04:10` — **17条**弹幕爆发</w:t>
+      </w:r>
+    </w:p>
+    <w:p>
+      <w:r>
+        <w:t xml:space="preserve">   &gt; *嘿嘿嘿嘿嘿 | 勇气可嘉 | 看到我的宝宝和粉丝*</w:t>
+      </w:r>
+    </w:p>
+    <w:p>
+      <w:r>
+        <w:t>2. `05:30` — **16条**弹幕爆发</w:t>
+      </w:r>
+    </w:p>
+    <w:p>
+      <w:r>
+        <w:t xml:space="preserve">   &gt; *最关键的尺寸错了道理我都懂 | 这枪怎么这么大呀 | 我要马上复仇*</w:t>
+      </w:r>
+    </w:p>
+    <w:p>
+      <w:r>
+        <w:t>3. `00:30` — **13条**弹幕爆发</w:t>
+      </w:r>
+    </w:p>
+    <w:p>
+      <w:r>
+        <w:t xml:space="preserve">   &gt; *下午来个city war | 吃个brunch | 晚上再去开个party*</w:t>
+      </w:r>
+    </w:p>
+    <w:p>
       <w:pPr>
         <w:pStyle w:val="Heading4"/>
       </w:pPr>
@@ -2066,6 +3306,46 @@
       </w:r>
     </w:p>
     <w:p>
+      <w:r>
+        <w:t>**🎬 弹幕热词**：我超、语言、大佬、言大、语言大</w:t>
+      </w:r>
+    </w:p>
+    <w:p>
+      <w:r>
+        <w:t>**🎯 高能时刻**：</w:t>
+      </w:r>
+    </w:p>
+    <w:p>
+      <w:r>
+        <w:t>1. `05:30` — **23条**弹幕爆发</w:t>
+      </w:r>
+    </w:p>
+    <w:p>
+      <w:r>
+        <w:t xml:space="preserve">   &gt; *没想到会在这遇到你 | 小心看 | 还用高手祭司大人*</w:t>
+      </w:r>
+    </w:p>
+    <w:p>
+      <w:r>
+        <w:t>2. `02:00` — **14条**弹幕爆发</w:t>
+      </w:r>
+    </w:p>
+    <w:p>
+      <w:r>
+        <w:t xml:space="preserve">   &gt; *为点赞助给我点钱 | 让我吸吸血 | 没必要*</w:t>
+      </w:r>
+    </w:p>
+    <w:p>
+      <w:r>
+        <w:t>3. `04:50` — **12条**弹幕爆发</w:t>
+      </w:r>
+    </w:p>
+    <w:p>
+      <w:r>
+        <w:t xml:space="preserve">   &gt; *给gig gig gig | 空间水晶神创造的水晶还真是牛批啊 | 我是阴险黄豆*</w:t>
+      </w:r>
+    </w:p>
+    <w:p>
       <w:pPr>
         <w:pStyle w:val="Heading4"/>
       </w:pPr>
@@ -2088,6 +3368,46 @@
     </w:p>
     <w:p/>
     <w:p>
+      <w:r>
+        <w:t>**🎬 弹幕热词**：小曲、的小、的小曲、是吧、西瓜</w:t>
+      </w:r>
+    </w:p>
+    <w:p>
+      <w:r>
+        <w:t>**🎯 高能时刻**：</w:t>
+      </w:r>
+    </w:p>
+    <w:p>
+      <w:r>
+        <w:t>1. `00:00` — **14条**弹幕爆发</w:t>
+      </w:r>
+    </w:p>
+    <w:p>
+      <w:r>
+        <w:t xml:space="preserve">   &gt; *我是流汗 | 黄豆是这所工厂的实习生 | 不急实习*</w:t>
+      </w:r>
+    </w:p>
+    <w:p>
+      <w:r>
+        <w:t>2. `04:10` — **11条**弹幕爆发</w:t>
+      </w:r>
+    </w:p>
+    <w:p>
+      <w:r>
+        <w:t xml:space="preserve">   &gt; *黄豆人的校长救我 | 人家遭受的一切我们全部还给你们 | 屁不要啊*</w:t>
+      </w:r>
+    </w:p>
+    <w:p>
+      <w:r>
+        <w:t>3. `03:50` — **9条**弹幕爆发</w:t>
+      </w:r>
+    </w:p>
+    <w:p>
+      <w:r>
+        <w:t xml:space="preserve">   &gt; *你怎么还没死啊 | 我没有见面了 | 喂我爹报仇前我可不会死了*</w:t>
+      </w:r>
+    </w:p>
+    <w:p>
       <w:pPr>
         <w:pStyle w:val="Heading3"/>
       </w:pPr>
@@ -2117,6 +3437,46 @@
       </w:r>
     </w:p>
     <w:p>
+      <w:r>
+        <w:t>**🎬 弹幕热词**：求生、昼夜、夜求、昼夜求、夜求生</w:t>
+      </w:r>
+    </w:p>
+    <w:p>
+      <w:r>
+        <w:t>**🎯 高能时刻**：</w:t>
+      </w:r>
+    </w:p>
+    <w:p>
+      <w:r>
+        <w:t>1. `00:10` — **17条**弹幕爆发</w:t>
+      </w:r>
+    </w:p>
+    <w:p>
+      <w:r>
+        <w:t xml:space="preserve">   &gt; *来了你阿本来了 | 我分不清啊 | 这是游戏还是现实啊*</w:t>
+      </w:r>
+    </w:p>
+    <w:p>
+      <w:r>
+        <w:t>2. `00:00` — **16条**弹幕爆发</w:t>
+      </w:r>
+    </w:p>
+    <w:p>
+      <w:r>
+        <w:t xml:space="preserve">   &gt; *蒙多尼丧尸爆发了 | 这是游戏还是现实啊*</w:t>
+      </w:r>
+    </w:p>
+    <w:p>
+      <w:r>
+        <w:t>3. `00:20` — **11条**弹幕爆发</w:t>
+      </w:r>
+    </w:p>
+    <w:p>
+      <w:r>
+        <w:t xml:space="preserve">   &gt; *花私密马赛生活费我都花来买漫画和游戏啊 | 借我点钱花 | 快放假了*</w:t>
+      </w:r>
+    </w:p>
+    <w:p>
       <w:pPr>
         <w:pStyle w:val="Heading4"/>
       </w:pPr>
@@ -2138,6 +3498,46 @@
       </w:r>
     </w:p>
     <w:p>
+      <w:r>
+        <w:t>**🎬 弹幕热词**：生化、化酒、酒店、生化酒、化酒店</w:t>
+      </w:r>
+    </w:p>
+    <w:p>
+      <w:r>
+        <w:t>**🎯 高能时刻**：</w:t>
+      </w:r>
+    </w:p>
+    <w:p>
+      <w:r>
+        <w:t>1. `04:20` — **15条**弹幕爆发</w:t>
+      </w:r>
+    </w:p>
+    <w:p>
+      <w:r>
+        <w:t xml:space="preserve">   &gt; *是完全可以解决一小部分丧失的 | 有问题请尽快释放求救信号 | 保持稳定与团结合作*</w:t>
+      </w:r>
+    </w:p>
+    <w:p>
+      <w:r>
+        <w:t>2. `04:40` — **14条**弹幕爆发</w:t>
+      </w:r>
+    </w:p>
+    <w:p>
+      <w:r>
+        <w:t xml:space="preserve">   &gt; *全变成丧尸奴隶啊 | 他把学生咬至跪地 | 一定是那丧尸*</w:t>
+      </w:r>
+    </w:p>
+    <w:p>
+      <w:r>
+        <w:t>3. `04:50` — **12条**弹幕爆发</w:t>
+      </w:r>
+    </w:p>
+    <w:p>
+      <w:r>
+        <w:t xml:space="preserve">   &gt; *怎么会学校已经归心了吗 | 可以出来了 | 没问题*</w:t>
+      </w:r>
+    </w:p>
+    <w:p>
       <w:pPr>
         <w:pStyle w:val="Heading4"/>
       </w:pPr>
@@ -2159,6 +3559,46 @@
       </w:r>
     </w:p>
     <w:p>
+      <w:r>
+        <w:t>**🎬 弹幕热词**：是吧、我超、小曲、僵尸、黑色</w:t>
+      </w:r>
+    </w:p>
+    <w:p>
+      <w:r>
+        <w:t>**🎯 高能时刻**：</w:t>
+      </w:r>
+    </w:p>
+    <w:p>
+      <w:r>
+        <w:t>1. `01:40` — **17条**弹幕爆发</w:t>
+      </w:r>
+    </w:p>
+    <w:p>
+      <w:r>
+        <w:t xml:space="preserve">   &gt; *哼对不起 | 臭杂豆 | 嘘*</w:t>
+      </w:r>
+    </w:p>
+    <w:p>
+      <w:r>
+        <w:t>2. `02:20` — **17条**弹幕爆发</w:t>
+      </w:r>
+    </w:p>
+    <w:p>
+      <w:r>
+        <w:t xml:space="preserve">   &gt; *马上整理好自己的装备 | 大家不要慌 | 切换plan b守家计划元素*</w:t>
+      </w:r>
+    </w:p>
+    <w:p>
+      <w:r>
+        <w:t>3. `02:40` — **15条**弹幕爆发</w:t>
+      </w:r>
+    </w:p>
+    <w:p>
+      <w:r>
+        <w:t xml:space="preserve">   &gt; *看上 | 剑来若敢犯我 | 大专必叫你大败而归*</w:t>
+      </w:r>
+    </w:p>
+    <w:p>
       <w:pPr>
         <w:pStyle w:val="Heading4"/>
       </w:pPr>
@@ -2180,6 +3620,46 @@
       </w:r>
     </w:p>
     <w:p>
+      <w:r>
+        <w:t>**🎬 弹幕热词**：生化、是吧、化酒、酒店、生化酒</w:t>
+      </w:r>
+    </w:p>
+    <w:p>
+      <w:r>
+        <w:t>**🎯 高能时刻**：</w:t>
+      </w:r>
+    </w:p>
+    <w:p>
+      <w:r>
+        <w:t>1. `03:20` — **18条**弹幕爆发</w:t>
+      </w:r>
+    </w:p>
+    <w:p>
+      <w:r>
+        <w:t xml:space="preserve">   &gt; *Hundred degrees | Your father call me mr barren high | Let it through the sky two*</w:t>
+      </w:r>
+    </w:p>
+    <w:p>
+      <w:r>
+        <w:t>2. `00:00` — **15条**弹幕爆发</w:t>
+      </w:r>
+    </w:p>
+    <w:p>
+      <w:r>
+        <w:t xml:space="preserve">   &gt; *新出发计划 | 游乐场暂停开放 | 感谢配合*</w:t>
+      </w:r>
+    </w:p>
+    <w:p>
+      <w:r>
+        <w:t>3. `02:30` — **11条**弹幕爆发</w:t>
+      </w:r>
+    </w:p>
+    <w:p>
+      <w:r>
+        <w:t xml:space="preserve">   &gt; *肯定是本人一年一度的万圣嘉年华来历 | 一样没问题 | 欢迎加入这场阴森的party*</w:t>
+      </w:r>
+    </w:p>
+    <w:p>
       <w:pPr>
         <w:pStyle w:val="Heading4"/>
       </w:pPr>
@@ -2201,6 +3681,46 @@
       </w:r>
     </w:p>
     <w:p>
+      <w:r>
+        <w:t>**🎬 弹幕热词**：是吧、连招、触发、不等、等式</w:t>
+      </w:r>
+    </w:p>
+    <w:p>
+      <w:r>
+        <w:t>**🎯 高能时刻**：</w:t>
+      </w:r>
+    </w:p>
+    <w:p>
+      <w:r>
+        <w:t>1. `01:50` — **16条**弹幕爆发</w:t>
+      </w:r>
+    </w:p>
+    <w:p>
+      <w:r>
+        <w:t xml:space="preserve">   &gt; *感觉我们需要治疗设备 | 有病吧 | 别捣乱*</w:t>
+      </w:r>
+    </w:p>
+    <w:p>
+      <w:r>
+        <w:t>2. `00:00` — **13条**弹幕爆发</w:t>
+      </w:r>
+    </w:p>
+    <w:p>
+      <w:r>
+        <w:t xml:space="preserve">   &gt; *啊哈哈 | 求求你们不要水了*</w:t>
+      </w:r>
+    </w:p>
+    <w:p>
+      <w:r>
+        <w:t>3. `01:40` — **12条**弹幕爆发</w:t>
+      </w:r>
+    </w:p>
+    <w:p>
+      <w:r>
+        <w:t xml:space="preserve">   &gt; *要不我给你介绍一款缓解酸疼的按摩设备吧 | 你现在才发现吗 | 那倒不用哦*</w:t>
+      </w:r>
+    </w:p>
+    <w:p>
       <w:pPr>
         <w:pStyle w:val="Heading4"/>
       </w:pPr>
@@ -2222,6 +3742,46 @@
       </w:r>
     </w:p>
     <w:p>
+      <w:r>
+        <w:t>**🎬 弹幕热词**：弹簧、簧头、弹簧头、啊啊、是吧</w:t>
+      </w:r>
+    </w:p>
+    <w:p>
+      <w:r>
+        <w:t>**🎯 高能时刻**：</w:t>
+      </w:r>
+    </w:p>
+    <w:p>
+      <w:r>
+        <w:t>1. `03:00` — **18条**弹幕爆发</w:t>
+      </w:r>
+    </w:p>
+    <w:p>
+      <w:r>
+        <w:t xml:space="preserve">   &gt; *我不是说你对不起 | 嗯嗯等等我啊 | 你*</w:t>
+      </w:r>
+    </w:p>
+    <w:p>
+      <w:r>
+        <w:t>2. `01:00` — **16条**弹幕爆发</w:t>
+      </w:r>
+    </w:p>
+    <w:p>
+      <w:r>
+        <w:t xml:space="preserve">   &gt; *之前不是打个黄豆人都费劲吗 | 那是我之前没见过热武器啊 | 我可是最强的撒豆*</w:t>
+      </w:r>
+    </w:p>
+    <w:p>
+      <w:r>
+        <w:t>3. `03:40` — **10条**弹幕爆发</w:t>
+      </w:r>
+    </w:p>
+    <w:p>
+      <w:r>
+        <w:t xml:space="preserve">   &gt; *我要回姐 | 最后一定有四个人在操作这一切的老大 | 妈呀*</w:t>
+      </w:r>
+    </w:p>
+    <w:p>
       <w:pPr>
         <w:pStyle w:val="Heading4"/>
       </w:pPr>
@@ -2243,6 +3803,46 @@
       </w:r>
     </w:p>
     <w:p>
+      <w:r>
+        <w:t>**🎬 弹幕热词**：帕鲁、是吧、玛雅、还真、真是</w:t>
+      </w:r>
+    </w:p>
+    <w:p>
+      <w:r>
+        <w:t>**🎯 高能时刻**：</w:t>
+      </w:r>
+    </w:p>
+    <w:p>
+      <w:r>
+        <w:t>1. `03:00` — **13条**弹幕爆发</w:t>
+      </w:r>
+    </w:p>
+    <w:p>
+      <w:r>
+        <w:t xml:space="preserve">   &gt; *我只是想让他们更加对社会有益而已 | 给你整个活 | 我说你先别急*</w:t>
+      </w:r>
+    </w:p>
+    <w:p>
+      <w:r>
+        <w:t>2. `00:50` — **11条**弹幕爆发</w:t>
+      </w:r>
+    </w:p>
+    <w:p>
+      <w:r>
+        <w:t xml:space="preserve">   &gt; *让我来流汗剑舞 | 阿尼玛斯 | 西瓜汁好像会吸引小丧尸*</w:t>
+      </w:r>
+    </w:p>
+    <w:p>
+      <w:r>
+        <w:t>3. `00:10` — **10条**弹幕爆发</w:t>
+      </w:r>
+    </w:p>
+    <w:p>
+      <w:r>
+        <w:t xml:space="preserve">   &gt; *新年之际 | 恐怕这座城市即将陷入炼狱 | 在流水线上工作的丧失*</w:t>
+      </w:r>
+    </w:p>
+    <w:p>
       <w:pPr>
         <w:pStyle w:val="Heading4"/>
       </w:pPr>
@@ -2264,6 +3864,46 @@
       </w:r>
     </w:p>
     <w:p>
+      <w:r>
+        <w:t>**🎬 弹幕热词**：黄豆、笑点、流汗、警告、红温</w:t>
+      </w:r>
+    </w:p>
+    <w:p>
+      <w:r>
+        <w:t>**🎯 高能时刻**：</w:t>
+      </w:r>
+    </w:p>
+    <w:p>
+      <w:r>
+        <w:t>1. `01:10` — **16条**弹幕爆发</w:t>
+      </w:r>
+    </w:p>
+    <w:p>
+      <w:r>
+        <w:t xml:space="preserve">   &gt; *还好你们是可以的 | 凭什么要被你们瞧不起呀 | 先杀你个动漫痴*</w:t>
+      </w:r>
+    </w:p>
+    <w:p>
+      <w:r>
+        <w:t>2. `03:40` — **13条**弹幕爆发</w:t>
+      </w:r>
+    </w:p>
+    <w:p>
+      <w:r>
+        <w:t xml:space="preserve">   &gt; *这怎么还有广告啊 | 摇来摇去的肯定弹出广告啊 | 主人需要他人对准镜头进行新的人脸识别*</w:t>
+      </w:r>
+    </w:p>
+    <w:p>
+      <w:r>
+        <w:t>3. `02:00` — **12条**弹幕爆发</w:t>
+      </w:r>
+    </w:p>
+    <w:p>
+      <w:r>
+        <w:t xml:space="preserve">   &gt; *一定可以克制boys的啊 | 我想到打造什么了 | 如果能利用好里面的资源*</w:t>
+      </w:r>
+    </w:p>
+    <w:p>
       <w:pPr>
         <w:pStyle w:val="Heading4"/>
       </w:pPr>
@@ -2286,6 +3926,46 @@
     </w:p>
     <w:p/>
     <w:p>
+      <w:r>
+        <w:t>**🎬 弹幕热词**：黄豆、啊啊、暗影、私人、人笑</w:t>
+      </w:r>
+    </w:p>
+    <w:p>
+      <w:r>
+        <w:t>**🎯 高能时刻**：</w:t>
+      </w:r>
+    </w:p>
+    <w:p>
+      <w:r>
+        <w:t>1. `03:40` — **13条**弹幕爆发</w:t>
+      </w:r>
+    </w:p>
+    <w:p>
+      <w:r>
+        <w:t xml:space="preserve">   &gt; *不要啊 | 嗯发生什么事了啊 | 这怎么可能你这尸潮分开两半*</w:t>
+      </w:r>
+    </w:p>
+    <w:p>
+      <w:r>
+        <w:t>2. `03:50` — **12条**弹幕爆发</w:t>
+      </w:r>
+    </w:p>
+    <w:p>
+      <w:r>
+        <w:t xml:space="preserve">   &gt; *刚醒发生什么事了啊 | 这声音是暗影祭司 | 这里还挺热闹的呢*</w:t>
+      </w:r>
+    </w:p>
+    <w:p>
+      <w:r>
+        <w:t>3. `00:00` — **9条**弹幕爆发</w:t>
+      </w:r>
+    </w:p>
+    <w:p>
+      <w:r>
+        <w:t xml:space="preserve">   &gt; *我是刘汉 | 黄豆是一名王者 | 正在与变异的反派决战*</w:t>
+      </w:r>
+    </w:p>
+    <w:p>
       <w:pPr>
         <w:pStyle w:val="Heading3"/>
       </w:pPr>
@@ -2315,6 +3995,46 @@
       </w:r>
     </w:p>
     <w:p>
+      <w:r>
+        <w:t>**🎬 弹幕热词**：会赢、赢的、会赢的、是吧、说的</w:t>
+      </w:r>
+    </w:p>
+    <w:p>
+      <w:r>
+        <w:t>**🎯 高能时刻**：</w:t>
+      </w:r>
+    </w:p>
+    <w:p>
+      <w:r>
+        <w:t>1. `03:50` — **14条**弹幕爆发</w:t>
+      </w:r>
+    </w:p>
+    <w:p>
+      <w:r>
+        <w:t xml:space="preserve">   &gt; *想着远离一切 | 当个保安就像流汗黄豆广播说的道理 | 过去的战争让我厌烦*</w:t>
+      </w:r>
+    </w:p>
+    <w:p>
+      <w:r>
+        <w:t>2. `00:00` — **11条**弹幕爆发</w:t>
+      </w:r>
+    </w:p>
+    <w:p>
+      <w:r>
+        <w:t xml:space="preserve">   &gt; *一个勺子啊 | 这这压迫感嗯 | 你*</w:t>
+      </w:r>
+    </w:p>
+    <w:p>
+      <w:r>
+        <w:t>3. `00:30` — **9条**弹幕爆发</w:t>
+      </w:r>
+    </w:p>
+    <w:p>
+      <w:r>
+        <w:t xml:space="preserve">   &gt; *就会变成丧尸 | 嗯嗯这下看也太抽象了吧 | 啊小心那些冲击波竟然被喷射到*</w:t>
+      </w:r>
+    </w:p>
+    <w:p>
       <w:pPr>
         <w:pStyle w:val="Heading4"/>
       </w:pPr>
@@ -2336,6 +4056,46 @@
       </w:r>
     </w:p>
     <w:p>
+      <w:r>
+        <w:t>**🎬 弹幕热词**：黄豆、啊啊、雪豹、红温、温了</w:t>
+      </w:r>
+    </w:p>
+    <w:p>
+      <w:r>
+        <w:t>**🎯 高能时刻**：</w:t>
+      </w:r>
+    </w:p>
+    <w:p>
+      <w:r>
+        <w:t>1. `05:50` — **13条**弹幕爆发</w:t>
+      </w:r>
+    </w:p>
+    <w:p>
+      <w:r>
+        <w:t xml:space="preserve">   &gt; *天哪没想到竟然是这么巨大的海龟 | 干嘛了 | 是我看错了吗*</w:t>
+      </w:r>
+    </w:p>
+    <w:p>
+      <w:r>
+        <w:t>2. `02:00` — **11条**弹幕爆发</w:t>
+      </w:r>
+    </w:p>
+    <w:p>
+      <w:r>
+        <w:t xml:space="preserve">   &gt; *他刚才喊你老公希娜奶 | 大小姐 | 我是不是听错了*</w:t>
+      </w:r>
+    </w:p>
+    <w:p>
+      <w:r>
+        <w:t>3. `00:10` — **11条**弹幕爆发</w:t>
+      </w:r>
+    </w:p>
+    <w:p>
+      <w:r>
+        <w:t xml:space="preserve">   &gt; *我是流汗 | 黄豆 | 是一名穿越过来的勇者*</w:t>
+      </w:r>
+    </w:p>
+    <w:p>
       <w:pPr>
         <w:pStyle w:val="Heading4"/>
       </w:pPr>
@@ -2357,6 +4117,46 @@
       </w:r>
     </w:p>
     <w:p>
+      <w:r>
+        <w:t>**🎬 弹幕热词**：弹丸、丸论、论破、丸论破、是吧</w:t>
+      </w:r>
+    </w:p>
+    <w:p>
+      <w:r>
+        <w:t>**🎯 高能时刻**：</w:t>
+      </w:r>
+    </w:p>
+    <w:p>
+      <w:r>
+        <w:t>1. `01:50` — **14条**弹幕爆发</w:t>
+      </w:r>
+    </w:p>
+    <w:p>
+      <w:r>
+        <w:t xml:space="preserve">   &gt; *谁叫小孩啊 | 别看我只是小学生 | 这是我们准备的礼物*</w:t>
+      </w:r>
+    </w:p>
+    <w:p>
+      <w:r>
+        <w:t>2. `00:00` — **12条**弹幕爆发</w:t>
+      </w:r>
+    </w:p>
+    <w:p>
+      <w:r>
+        <w:t xml:space="preserve">   &gt; *阿娜达那天的比奇怪的头卡瓦高明 | 难能有库拉托马*</w:t>
+      </w:r>
+    </w:p>
+    <w:p>
+      <w:r>
+        <w:t>3. `01:00` — **10条**弹幕爆发</w:t>
+      </w:r>
+    </w:p>
+    <w:p>
+      <w:r>
+        <w:t xml:space="preserve">   &gt; *这也太破费了 | 夸张哦 | 嗯还真可以*</w:t>
+      </w:r>
+    </w:p>
+    <w:p>
       <w:pPr>
         <w:pStyle w:val="Heading4"/>
       </w:pPr>
@@ -2378,6 +4178,46 @@
       </w:r>
     </w:p>
     <w:p>
+      <w:r>
+        <w:t>**🎬 弹幕热词**：雪豹、弹丸、闭嘴、豹闭、雪豹闭</w:t>
+      </w:r>
+    </w:p>
+    <w:p>
+      <w:r>
+        <w:t>**🎯 高能时刻**：</w:t>
+      </w:r>
+    </w:p>
+    <w:p>
+      <w:r>
+        <w:t>1. `00:00` — **19条**弹幕爆发</w:t>
+      </w:r>
+    </w:p>
+    <w:p>
+      <w:r>
+        <w:t xml:space="preserve">   &gt; *我是流汗黄豆 | 正在玩一场狼人杀游戏 | 当我睁开眼睛的时候*</w:t>
+      </w:r>
+    </w:p>
+    <w:p>
+      <w:r>
+        <w:t>2. `04:40` — **16条**弹幕爆发</w:t>
+      </w:r>
+    </w:p>
+    <w:p>
+      <w:r>
+        <w:t xml:space="preserve">   &gt; *NTR天下第一 | 对不起 | 滚这可是纯爱呀*</w:t>
+      </w:r>
+    </w:p>
+    <w:p>
+      <w:r>
+        <w:t>3. `01:10` — **13条**弹幕爆发</w:t>
+      </w:r>
+    </w:p>
+    <w:p>
+      <w:r>
+        <w:t xml:space="preserve">   &gt; *是这场生日会的组织者 | 同时也是油泡黄豆的超级迷妹 | 我会负责在场各位开支的富家千金*</w:t>
+      </w:r>
+    </w:p>
+    <w:p>
       <w:pPr>
         <w:pStyle w:val="Heading4"/>
       </w:pPr>
@@ -2399,6 +4239,46 @@
       </w:r>
     </w:p>
     <w:p>
+      <w:r>
+        <w:t>**🎬 弹幕热词**：弹丸、论破、丸论、弹丸论、丸论破</w:t>
+      </w:r>
+    </w:p>
+    <w:p>
+      <w:r>
+        <w:t>**🎯 高能时刻**：</w:t>
+      </w:r>
+    </w:p>
+    <w:p>
+      <w:r>
+        <w:t>1. `00:00` — **26条**弹幕爆发</w:t>
+      </w:r>
+    </w:p>
+    <w:p>
+      <w:r>
+        <w:t xml:space="preserve">   &gt; *我是6号豌豆 | 是一名勇者 | 跟同伴陷入了一场狼人杀游戏里*</w:t>
+      </w:r>
+    </w:p>
+    <w:p>
+      <w:r>
+        <w:t>2. `02:20` — **12条**弹幕爆发</w:t>
+      </w:r>
+    </w:p>
+    <w:p>
+      <w:r>
+        <w:t xml:space="preserve">   &gt; *所以大家能找出这一轮的凶手吗 | 但是如果破坏规则是不允许的哦 | 狼人杀转着猜猜背开始*</w:t>
+      </w:r>
+    </w:p>
+    <w:p>
+      <w:r>
+        <w:t>3. `03:20` — **10条**弹幕爆发</w:t>
+      </w:r>
+    </w:p>
+    <w:p>
+      <w:r>
+        <w:t xml:space="preserve">   &gt; *真相马上就要被人发现了 | 哎等等啊 | 绝对不可以让观众看到的*</w:t>
+      </w:r>
+    </w:p>
+    <w:p>
       <w:pPr>
         <w:pStyle w:val="Heading4"/>
       </w:pPr>
@@ -2420,6 +4300,46 @@
       </w:r>
     </w:p>
     <w:p>
+      <w:r>
+        <w:t>**🎬 弹幕热词**：黄豆、是吧、第五、五人、人格</w:t>
+      </w:r>
+    </w:p>
+    <w:p>
+      <w:r>
+        <w:t>**🎯 高能时刻**：</w:t>
+      </w:r>
+    </w:p>
+    <w:p>
+      <w:r>
+        <w:t>1. `04:20` — **20条**弹幕爆发</w:t>
+      </w:r>
+    </w:p>
+    <w:p>
+      <w:r>
+        <w:t xml:space="preserve">   &gt; *佛耶格斗还有二阶段啊 | 父母冰火两重天啊 | 好好好这么玩是吧*</w:t>
+      </w:r>
+    </w:p>
+    <w:p>
+      <w:r>
+        <w:t>2. `00:00` — **17条**弹幕爆发</w:t>
+      </w:r>
+    </w:p>
+    <w:p>
+      <w:r>
+        <w:t xml:space="preserve">   &gt; *小新不对劲 | 你到底是谁 | 唉呀大小姐打call黄豆*</w:t>
+      </w:r>
+    </w:p>
+    <w:p>
+      <w:r>
+        <w:t>3. `05:10` — **17条**弹幕爆发</w:t>
+      </w:r>
+    </w:p>
+    <w:p>
+      <w:r>
+        <w:t xml:space="preserve">   &gt; *我可吃不消啊 | 撸管二打一 | 小心什么管家*</w:t>
+      </w:r>
+    </w:p>
+    <w:p>
       <w:pPr>
         <w:pStyle w:val="Heading4"/>
       </w:pPr>
@@ -2441,6 +4361,46 @@
       </w:r>
     </w:p>
     <w:p>
+      <w:r>
+        <w:t>**🎬 弹幕热词**：我嘞、嘞个、鹿头、我嘞个、监管</w:t>
+      </w:r>
+    </w:p>
+    <w:p>
+      <w:r>
+        <w:t>**🎯 高能时刻**：</w:t>
+      </w:r>
+    </w:p>
+    <w:p>
+      <w:r>
+        <w:t>1. `04:50` — **23条**弹幕爆发</w:t>
+      </w:r>
+    </w:p>
+    <w:p>
+      <w:r>
+        <w:t xml:space="preserve">   &gt; *古板我会成功救助大家 | 逃离这场无聊的游戏的剑来哦 | 他也有致命弱点*</w:t>
+      </w:r>
+    </w:p>
+    <w:p>
+      <w:r>
+        <w:t>2. `00:00` — **22条**弹幕爆发</w:t>
+      </w:r>
+    </w:p>
+    <w:p>
+      <w:r>
+        <w:t xml:space="preserve">   &gt; *好像失去自我意识了 | 变成了监管者 | 什么管家*</w:t>
+      </w:r>
+    </w:p>
+    <w:p>
+      <w:r>
+        <w:t>3. `01:40` — **18条**弹幕爆发</w:t>
+      </w:r>
+    </w:p>
+    <w:p>
+      <w:r>
+        <w:t xml:space="preserve">   &gt; *嗯没事没事的 | 只是简单草图片 | 找到对应所在的图块就好了*</w:t>
+      </w:r>
+    </w:p>
+    <w:p>
       <w:pPr>
         <w:pStyle w:val="Heading4"/>
       </w:pPr>
@@ -2462,6 +4422,46 @@
       </w:r>
     </w:p>
     <w:p>
+      <w:r>
+        <w:t>**🎬 弹幕热词**：终于、黄豆、暗祭、更新、个月</w:t>
+      </w:r>
+    </w:p>
+    <w:p>
+      <w:r>
+        <w:t>**🎯 高能时刻**：</w:t>
+      </w:r>
+    </w:p>
+    <w:p>
+      <w:r>
+        <w:t>1. `00:00` — **29条**弹幕爆发</w:t>
+      </w:r>
+    </w:p>
+    <w:p>
+      <w:r>
+        <w:t xml:space="preserve">   &gt; *不是哥们 | 这半兽族真的很难打 | 行不行啊*</w:t>
+      </w:r>
+    </w:p>
+    <w:p>
+      <w:r>
+        <w:t>2. `00:50` — **17条**弹幕爆发</w:t>
+      </w:r>
+    </w:p>
+    <w:p>
+      <w:r>
+        <w:t xml:space="preserve">   &gt; *好久没签情提要了 | 我是永恒活动 | 几天前*</w:t>
+      </w:r>
+    </w:p>
+    <w:p>
+      <w:r>
+        <w:t>3. `00:10` — **16条**弹幕爆发</w:t>
+      </w:r>
+    </w:p>
+    <w:p>
+      <w:r>
+        <w:t xml:space="preserve">   &gt; *什么都找自己问题 | 你怎么不找找自己的问题 | 找自己问题*</w:t>
+      </w:r>
+    </w:p>
+    <w:p>
       <w:pPr>
         <w:pStyle w:val="Heading4"/>
       </w:pPr>
@@ -2484,6 +4484,46 @@
     </w:p>
     <w:p/>
     <w:p>
+      <w:r>
+        <w:t>**🎬 弹幕热词**：黄豆、水晶、流汗、汗黄、流汗黄</w:t>
+      </w:r>
+    </w:p>
+    <w:p>
+      <w:r>
+        <w:t>**🎯 高能时刻**：</w:t>
+      </w:r>
+    </w:p>
+    <w:p>
+      <w:r>
+        <w:t>1. `00:00` — **10条**弹幕爆发</w:t>
+      </w:r>
+    </w:p>
+    <w:p>
+      <w:r>
+        <w:t xml:space="preserve">   &gt; *哦请睁眼 | 出现了死者雪豹管家大小姐 | 重录管家和记者红豆两天晚上达成了penta kill*</w:t>
+      </w:r>
+    </w:p>
+    <w:p>
+      <w:r>
+        <w:t>2. `06:10` — **10条**弹幕爆发</w:t>
+      </w:r>
+    </w:p>
+    <w:p>
+      <w:r>
+        <w:t xml:space="preserve">   &gt; *只要你*</w:t>
+      </w:r>
+    </w:p>
+    <w:p>
+      <w:r>
+        <w:t>3. `04:40` — **9条**弹幕爆发</w:t>
+      </w:r>
+    </w:p>
+    <w:p>
+      <w:r>
+        <w:t xml:space="preserve">   &gt; *诶不对 | 什么我没意见 | 我也没意见*</w:t>
+      </w:r>
+    </w:p>
+    <w:p>
       <w:pPr>
         <w:pStyle w:val="Heading3"/>
       </w:pPr>
@@ -2513,6 +4553,46 @@
       </w:r>
     </w:p>
     <w:p>
+      <w:r>
+        <w:t>**🎬 弹幕热词**：黄豆、滑稽、和什、和什么、天才</w:t>
+      </w:r>
+    </w:p>
+    <w:p>
+      <w:r>
+        <w:t>**🎯 高能时刻**：</w:t>
+      </w:r>
+    </w:p>
+    <w:p>
+      <w:r>
+        <w:t>1. `00:00` — **34条**弹幕爆发</w:t>
+      </w:r>
+    </w:p>
+    <w:p>
+      <w:r>
+        <w:t xml:space="preserve">   &gt; *所有人都跑了 | 是避我锋芒 | 还是王不见我诶*</w:t>
+      </w:r>
+    </w:p>
+    <w:p>
+      <w:r>
+        <w:t>2. `06:30` — **16条**弹幕爆发</w:t>
+      </w:r>
+    </w:p>
+    <w:p>
+      <w:r>
+        <w:t xml:space="preserve">   &gt; *滑稽黄豆喂 | 微笑黄豆没跟你提过我吗 | 这家伙你认识吗*</w:t>
+      </w:r>
+    </w:p>
+    <w:p>
+      <w:r>
+        <w:t>3. `00:40` — **13条**弹幕爆发</w:t>
+      </w:r>
+    </w:p>
+    <w:p>
+      <w:r>
+        <w:t xml:space="preserve">   &gt; *诶你身体构造跟我们不一样啊 | 因为我没有母而失败是成功之母 | 呃这什么恢复力*</w:t>
+      </w:r>
+    </w:p>
+    <w:p>
       <w:pPr>
         <w:pStyle w:val="Heading4"/>
       </w:pPr>
@@ -2534,6 +4614,46 @@
       </w:r>
     </w:p>
     <w:p>
+      <w:r>
+        <w:t>**🎬 弹幕热词**：胃袋、滑稽、是大、大卫、卫戴</w:t>
+      </w:r>
+    </w:p>
+    <w:p>
+      <w:r>
+        <w:t>**🎯 高能时刻**：</w:t>
+      </w:r>
+    </w:p>
+    <w:p>
+      <w:r>
+        <w:t>1. `00:00` — **26条**弹幕爆发</w:t>
+      </w:r>
+    </w:p>
+    <w:p>
+      <w:r>
+        <w:t xml:space="preserve">   &gt; *我们两个的前面的是火山 | 真的不对 | 看着像人的肚子吗*</w:t>
+      </w:r>
+    </w:p>
+    <w:p>
+      <w:r>
+        <w:t>2. `00:10` — **20条**弹幕爆发</w:t>
+      </w:r>
+    </w:p>
+    <w:p>
+      <w:r>
+        <w:t xml:space="preserve">   &gt; *这怎么可能啊 | 嘿嘿嘿嘿 | 诶你往下看*</w:t>
+      </w:r>
+    </w:p>
+    <w:p>
+      <w:r>
+        <w:t>3. `01:00` — **20条**弹幕爆发</w:t>
+      </w:r>
+    </w:p>
+    <w:p>
+      <w:r>
+        <w:t xml:space="preserve">   &gt; *啊刚才不是坠机了吗 | 外乡人欢迎来到魏珍珠哈 | 哇啊啊*</w:t>
+      </w:r>
+    </w:p>
+    <w:p>
       <w:pPr>
         <w:pStyle w:val="Heading4"/>
       </w:pPr>
@@ -2555,6 +4675,46 @@
       </w:r>
     </w:p>
     <w:p>
+      <w:r>
+        <w:t>**🎬 弹幕热词**：论战、可是、哈基、基米、哈基米</w:t>
+      </w:r>
+    </w:p>
+    <w:p>
+      <w:r>
+        <w:t>**🎯 高能时刻**：</w:t>
+      </w:r>
+    </w:p>
+    <w:p>
+      <w:r>
+        <w:t>1. `00:00` — **47条**弹幕爆发</w:t>
+      </w:r>
+    </w:p>
+    <w:p>
+      <w:r>
+        <w:t xml:space="preserve">   &gt; *他们为什么打架 | 因为AI太好用了呀*</w:t>
+      </w:r>
+    </w:p>
+    <w:p>
+      <w:r>
+        <w:t>2. `00:10` — **23条**弹幕爆发</w:t>
+      </w:r>
+    </w:p>
+    <w:p>
+      <w:r>
+        <w:t xml:space="preserve">   &gt; *真严肃爆微笑黄豆爆专辑啊 | 因为AI太好用了呀 | 他们为什么打架*</w:t>
+      </w:r>
+    </w:p>
+    <w:p>
+      <w:r>
+        <w:t>3. `01:00` — **17条**弹幕爆发</w:t>
+      </w:r>
+    </w:p>
+    <w:p>
+      <w:r>
+        <w:t xml:space="preserve">   &gt; *一拳奇遇打不过龙珠 | 悟空硬实力 | 狮子比老虎强吧*</w:t>
+      </w:r>
+    </w:p>
+    <w:p>
       <w:pPr>
         <w:pStyle w:val="Heading4"/>
       </w:pPr>
@@ -2576,6 +4736,46 @@
       </w:r>
     </w:p>
     <w:p/>
+    <w:p>
+      <w:r>
+        <w:t>**🎬 弹幕热词**：太好、好用、用了、太好用、好用了</w:t>
+      </w:r>
+    </w:p>
+    <w:p>
+      <w:r>
+        <w:t>**🎯 高能时刻**：</w:t>
+      </w:r>
+    </w:p>
+    <w:p>
+      <w:r>
+        <w:t>1. `00:00` — **29条**弹幕爆发</w:t>
+      </w:r>
+    </w:p>
+    <w:p>
+      <w:r>
+        <w:t xml:space="preserve">   &gt; *What the dog doing | What the dog doing lamy boy | 啊*</w:t>
+      </w:r>
+    </w:p>
+    <w:p>
+      <w:r>
+        <w:t>2. `03:20` — **23条**弹幕爆发</w:t>
+      </w:r>
+    </w:p>
+    <w:p>
+      <w:r>
+        <w:t xml:space="preserve">   &gt; *后来 | 所以请务必告诉我后来发生了什么 | 我已经记不清当时的事情了*</w:t>
+      </w:r>
+    </w:p>
+    <w:p>
+      <w:r>
+        <w:t>3. `02:40` — **22条**弹幕爆发</w:t>
+      </w:r>
+    </w:p>
+    <w:p>
+      <w:r>
+        <w:t xml:space="preserve">   &gt; *再给我乱来试试 | 吃什么啊 | 砸豆砸豆没吃饭吗*</w:t>
+      </w:r>
+    </w:p>
     <w:p>
       <w:pPr>
         <w:pStyle w:val="Heading2"/>
